--- a/paper/deprecated/cover_letter_GEC_new.docx
+++ b/paper/deprecated/cover_letter_GEC_new.docx
@@ -37,16 +37,15 @@
         <w:jc w:val="right"/>
       </w:pPr>
       <w:r>
-        <w:t>April</w:t>
+        <w:t>July</w:t>
       </w:r>
       <w:r>
         <w:t xml:space="preserve"> </w:t>
       </w:r>
-      <w:r>
-        <w:t>2</w:t>
-      </w:r>
-      <w:r>
-        <w:t>8</w:t>
+      <w:bookmarkStart w:id="0" w:name="_GoBack"/>
+      <w:bookmarkEnd w:id="0"/>
+      <w:r>
+        <w:t>7</w:t>
       </w:r>
       <w:r>
         <w:rPr>
@@ -111,7 +110,13 @@
         <w:t xml:space="preserve"> submitting </w:t>
       </w:r>
       <w:r>
-        <w:t xml:space="preserve">the </w:t>
+        <w:t>the</w:t>
+      </w:r>
+      <w:r>
+        <w:t xml:space="preserve"> revised</w:t>
+      </w:r>
+      <w:r>
+        <w:t xml:space="preserve"> </w:t>
       </w:r>
       <w:r>
         <w:t>article</w:t>
@@ -165,183 +170,10 @@
         <w:jc w:val="both"/>
       </w:pPr>
       <w:r>
-        <w:t xml:space="preserve">I followed your invitation to resubmit my article “Beyond Current Initiatives: </w:t>
-      </w:r>
-      <w:r>
-        <w:t>ITMO Regulations to Ratchet up Ambition</w:t>
-      </w:r>
-      <w:r>
-        <w:t xml:space="preserve">” as a </w:t>
-      </w:r>
-      <w:r>
-        <w:rPr>
-          <w:i/>
-        </w:rPr>
-        <w:t>Perspective</w:t>
-      </w:r>
-      <w:r>
-        <w:t xml:space="preserve"> instead of an </w:t>
-      </w:r>
-      <w:r>
-        <w:rPr>
-          <w:i/>
-        </w:rPr>
-        <w:t>Article</w:t>
-      </w:r>
-      <w:r>
-        <w:t>. In</w:t>
-      </w:r>
-      <w:r>
-        <w:t xml:space="preserve"> cut</w:t>
-      </w:r>
-      <w:r>
-        <w:t>ting</w:t>
-      </w:r>
-      <w:r>
-        <w:t xml:space="preserve"> more than half of the paper, I chose to scrap Section 1 (a critical assessment of the current inter</w:t>
-      </w:r>
-      <w:r>
-        <w:t>national climate policy regime)</w:t>
-      </w:r>
-      <w:r>
-        <w:t xml:space="preserve"> as well as Section 3 and Appendix Tables (</w:t>
-      </w:r>
-      <w:r>
-        <w:t>a comparison of</w:t>
-      </w:r>
-      <w:r>
-        <w:t xml:space="preserve"> proposals to </w:t>
-      </w:r>
-      <w:r>
-        <w:t>strengthen</w:t>
-      </w:r>
-      <w:r>
-        <w:t xml:space="preserve"> the international climate policy regime).</w:t>
-      </w:r>
-    </w:p>
-    <w:p>
-      <w:pPr>
-        <w:spacing w:after="0"/>
-        <w:jc w:val="both"/>
-      </w:pPr>
-    </w:p>
-    <w:p>
-      <w:pPr>
-        <w:spacing w:after="0"/>
-        <w:jc w:val="both"/>
-      </w:pPr>
-      <w:r>
-        <w:t>While my previous submission included a pedagogical overview of current and proposed international climate policies</w:t>
-      </w:r>
-      <w:r>
-        <w:t xml:space="preserve"> accessible to neophytes</w:t>
-      </w:r>
-      <w:r>
-        <w:t xml:space="preserve">, the current submission focuses on original proposals and is intended for experts. This paper aims to have impact beyond academic circles and </w:t>
-      </w:r>
-      <w:r>
-        <w:t xml:space="preserve">to </w:t>
-      </w:r>
-      <w:r>
-        <w:t>reach climate negotiators.</w:t>
-      </w:r>
-    </w:p>
-    <w:p>
-      <w:pPr>
-        <w:spacing w:after="0"/>
-        <w:jc w:val="both"/>
-      </w:pPr>
-    </w:p>
-    <w:p>
-      <w:pPr>
-        <w:spacing w:after="0"/>
-        <w:jc w:val="both"/>
-      </w:pPr>
-      <w:r>
-        <w:t>I still believe that parts cut from the previous submission deserve publication (</w:t>
-      </w:r>
-      <w:r>
-        <w:t xml:space="preserve">e.g. the </w:t>
-      </w:r>
-      <w:r>
-        <w:t>critical assessment</w:t>
-      </w:r>
-      <w:r>
-        <w:t xml:space="preserve"> of the </w:t>
-      </w:r>
-      <w:r>
-        <w:rPr>
-          <w:i/>
-        </w:rPr>
-        <w:t>fossil fuel non-proliferation treaty</w:t>
-      </w:r>
-      <w:r>
-        <w:t xml:space="preserve">, </w:t>
-      </w:r>
-      <w:r>
-        <w:t>which</w:t>
-      </w:r>
-      <w:r>
-        <w:t xml:space="preserve"> is the main demand of the climate movement</w:t>
-      </w:r>
-      <w:r>
-        <w:t>)</w:t>
-      </w:r>
-      <w:r>
-        <w:t xml:space="preserve"> </w:t>
-      </w:r>
-      <w:r>
-        <w:t xml:space="preserve">and </w:t>
-      </w:r>
-      <w:r>
-        <w:t xml:space="preserve">I am wondering </w:t>
-      </w:r>
-      <w:r>
-        <w:t xml:space="preserve">whether </w:t>
-      </w:r>
-      <w:r>
-        <w:rPr>
-          <w:i/>
-        </w:rPr>
-        <w:t xml:space="preserve">Global Environmental Change </w:t>
-      </w:r>
-      <w:r>
-        <w:t xml:space="preserve">would be a suitable outlet for another </w:t>
-      </w:r>
-      <w:r>
-        <w:rPr>
-          <w:i/>
-        </w:rPr>
-        <w:t xml:space="preserve">Perspective </w:t>
-      </w:r>
-      <w:r>
-        <w:t xml:space="preserve">on these issues, or </w:t>
-      </w:r>
-      <w:r>
-        <w:t>whether</w:t>
-      </w:r>
-      <w:bookmarkStart w:id="0" w:name="_GoBack"/>
-      <w:bookmarkEnd w:id="0"/>
-      <w:r>
-        <w:t xml:space="preserve"> I should prepare this new paper for another journal.</w:t>
-      </w:r>
-      <w:r>
-        <w:t xml:space="preserve"> </w:t>
-      </w:r>
-    </w:p>
-    <w:p>
-      <w:pPr>
-        <w:spacing w:after="0"/>
-        <w:jc w:val="both"/>
-      </w:pPr>
-    </w:p>
-    <w:p>
-      <w:pPr>
-        <w:spacing w:after="0"/>
-        <w:jc w:val="both"/>
-      </w:pPr>
-      <w:r>
-        <w:t xml:space="preserve">In </w:t>
+        <w:t>As a reminder, i</w:t>
+      </w:r>
+      <w:r>
+        <w:t xml:space="preserve">n </w:t>
       </w:r>
       <w:r>
         <w:t>the</w:t>
@@ -1779,7 +1611,7 @@
 </file>
 
 <file path=customXml/itemProps1.xml><?xml version="1.0" encoding="utf-8"?>
-<ds:datastoreItem xmlns:ds="http://schemas.openxmlformats.org/officeDocument/2006/customXml" ds:itemID="{DB1BF67C-E3DE-49E0-83C3-FD2CE33643B1}">
+<ds:datastoreItem xmlns:ds="http://schemas.openxmlformats.org/officeDocument/2006/customXml" ds:itemID="{DC485F00-CBA0-40BE-A7D8-2D27FDCC5BE0}">
   <ds:schemaRefs>
     <ds:schemaRef ds:uri="http://schemas.openxmlformats.org/officeDocument/2006/bibliography"/>
   </ds:schemaRefs>
